--- a/tests/testthat/fixtures/annotated_shell_rwb_bracket.docx
+++ b/tests/testthat/fixtures/annotated_shell_rwb_bracket.docx
@@ -341,6 +341,118 @@
             </w:pPr>
             <w:r>
               <w:t>... [Repeat the applicable row or section using this ordered instruction: Repeat for ADCM.MEDPRES IN ("DrugA", "DrugB") WHERE ADCM.ONMEDFL="Y". Expand all repeated items before final programming.]</w:t>
+            </w:r>
+          </w:p>
+        </w:tc>
+        <w:tc>
+          <w:p>
+            <w:pPr>
+              <w:pStyle w:val="Normal"/>
+            </w:pPr>
+            <w:r>
+              <w:t>xx (xx.x)</w:t>
+            </w:r>
+          </w:p>
+        </w:tc>
+        <w:tc>
+          <w:p>
+            <w:pPr>
+              <w:pStyle w:val="Normal"/>
+            </w:pPr>
+            <w:r>
+              <w:t>xx (xx.x)</w:t>
+            </w:r>
+          </w:p>
+        </w:tc>
+        <w:tc>
+          <w:p>
+            <w:pPr>
+              <w:pStyle w:val="Normal"/>
+            </w:pPr>
+            <w:r>
+              <w:t>xx (xx.x)</w:t>
+            </w:r>
+          </w:p>
+        </w:tc>
+        <w:tc>
+          <w:p>
+            <w:pPr>
+              <w:pStyle w:val="Normal"/>
+            </w:pPr>
+            <w:r>
+              <w:t>xx (xx.x)</w:t>
+            </w:r>
+          </w:p>
+        </w:tc>
+      </w:tr>
+      <w:tr>
+        <w:tc>
+          <w:p>
+            <w:pPr>
+              <w:pStyle w:val="Normal"/>
+            </w:pPr>
+            <w:r>
+              <w:rPr xmlns:w="http://schemas.openxmlformats.org/wordprocessingml/2006/main">
+                <w:strike/>
+              </w:rPr>
+              <w:t>Subjects rescreened, n [ADSL.RESCRFL='Y']</w:t>
+            </w:r>
+          </w:p>
+        </w:tc>
+        <w:tc>
+          <w:p>
+            <w:pPr>
+              <w:pStyle w:val="Normal"/>
+            </w:pPr>
+            <w:r>
+              <w:t>xx (xx.x)</w:t>
+            </w:r>
+          </w:p>
+        </w:tc>
+        <w:tc>
+          <w:p>
+            <w:pPr>
+              <w:pStyle w:val="Normal"/>
+            </w:pPr>
+            <w:r>
+              <w:t>xx (xx.x)</w:t>
+            </w:r>
+          </w:p>
+        </w:tc>
+        <w:tc>
+          <w:p>
+            <w:pPr>
+              <w:pStyle w:val="Normal"/>
+            </w:pPr>
+            <w:r>
+              <w:t>xx (xx.x)</w:t>
+            </w:r>
+          </w:p>
+        </w:tc>
+        <w:tc>
+          <w:p>
+            <w:pPr>
+              <w:pStyle w:val="Normal"/>
+            </w:pPr>
+            <w:r>
+              <w:t>xx (xx.x)</w:t>
+            </w:r>
+          </w:p>
+        </w:tc>
+      </w:tr>
+      <w:tr>
+        <w:tc>
+          <w:p>
+            <w:pPr>
+              <w:pStyle w:val="Normal"/>
+            </w:pPr>
+            <w:r xmlns:w="http://schemas.openxmlformats.org/wordprocessingml/2006/main">
+              <w:t xml:space="preserve">Ongoing subjects at the time of the data</w:t>
+            </w:r>
+          </w:p>
+          <w:p xmlns:w="http://schemas.openxmlformats.org/wordprocessingml/2006/main">
+            <w:r>
+              <w:t xml:space="preserve">extraction, n (%) [ADSL.EOSSTT='ONGOING']</w:t>
             </w:r>
           </w:p>
         </w:tc>

--- a/tests/testthat/fixtures/annotated_shell_rwb_bracket.docx
+++ b/tests/testthat/fixtures/annotated_shell_rwb_bracket.docx
@@ -37,8 +37,13 @@
             <w:pPr>
               <w:pStyle w:val="Normal"/>
             </w:pPr>
-            <w:r>
-              <w:t>Alpha Cohort (N=XX) [ADSL.COHORTN=1]</w:t>
+            <w:r xmlns:w="http://schemas.openxmlformats.org/wordprocessingml/2006/main">
+              <w:t xml:space="preserve">Alpha Cohort (N=XX) [ADSL.C</w:t>
+            </w:r>
+          </w:p>
+          <w:p xmlns:w="http://schemas.openxmlformats.org/wordprocessingml/2006/main">
+            <w:r>
+              <w:t xml:space="preserve">OHORTN=1]</w:t>
             </w:r>
           </w:p>
         </w:tc>
@@ -453,6 +458,174 @@
           <w:p xmlns:w="http://schemas.openxmlformats.org/wordprocessingml/2006/main">
             <w:r>
               <w:t xml:space="preserve">extraction, n (%) [ADSL.EOSSTT='ONGOING']</w:t>
+            </w:r>
+          </w:p>
+        </w:tc>
+        <w:tc>
+          <w:p>
+            <w:pPr>
+              <w:pStyle w:val="Normal"/>
+            </w:pPr>
+            <w:r>
+              <w:t>xx (xx.x)</w:t>
+            </w:r>
+          </w:p>
+        </w:tc>
+        <w:tc>
+          <w:p>
+            <w:pPr>
+              <w:pStyle w:val="Normal"/>
+            </w:pPr>
+            <w:r>
+              <w:t>xx (xx.x)</w:t>
+            </w:r>
+          </w:p>
+        </w:tc>
+        <w:tc>
+          <w:p>
+            <w:pPr>
+              <w:pStyle w:val="Normal"/>
+            </w:pPr>
+            <w:r>
+              <w:t>xx (xx.x)</w:t>
+            </w:r>
+          </w:p>
+        </w:tc>
+        <w:tc>
+          <w:p>
+            <w:pPr>
+              <w:pStyle w:val="Normal"/>
+            </w:pPr>
+            <w:r>
+              <w:t>xx (xx.x)</w:t>
+            </w:r>
+          </w:p>
+        </w:tc>
+      </w:tr>
+    </w:tbl>
+    <w:tbl>
+      <w:tblPr>
+        <w:tblStyle w:val="tabletemplate"/>
+        <w:tblLayout w:type="autofit"/>
+        <w:jc w:val="center"/>
+        <w:tblW w:type="pct" w:w="5000"/>
+        <w:tblLook w:firstRow="1" w:lastRow="0" w:firstColumn="0" w:lastColumn="0" w:noHBand="0" w:noVBand="1"/>
+      </w:tblPr>
+      <w:tr>
+        <w:trPr>
+          <w:tblHeader/>
+        </w:trPr>
+        <w:tc>
+          <w:p>
+            <w:pPr>
+              <w:pStyle w:val="Normal"/>
+            </w:pPr>
+            <w:r>
+              <w:t> </w:t>
+            </w:r>
+          </w:p>
+        </w:tc>
+        <w:tc>
+          <w:p>
+            <w:pPr>
+              <w:pStyle w:val="Normal"/>
+            </w:pPr>
+            <w:r>
+              <w:t>Alpha Cohort (N=XX)</w:t>
+            </w:r>
+          </w:p>
+        </w:tc>
+        <w:tc>
+          <w:p>
+            <w:pPr>
+              <w:pStyle w:val="Normal"/>
+            </w:pPr>
+            <w:r>
+              <w:t>Beta Cohort (N=XX)</w:t>
+            </w:r>
+          </w:p>
+        </w:tc>
+        <w:tc>
+          <w:p>
+            <w:pPr>
+              <w:pStyle w:val="Normal"/>
+            </w:pPr>
+            <w:r>
+              <w:t>Unknown (N=XX)</w:t>
+            </w:r>
+          </w:p>
+        </w:tc>
+        <w:tc>
+          <w:p>
+            <w:pPr>
+              <w:pStyle w:val="Normal"/>
+            </w:pPr>
+            <w:r>
+              <w:t>Total (N=XX)</w:t>
+            </w:r>
+          </w:p>
+        </w:tc>
+      </w:tr>
+      <w:tr>
+        <w:tc>
+          <w:p>
+            <w:pPr>
+              <w:pStyle w:val="Normal"/>
+            </w:pPr>
+            <w:r>
+              <w:t>Subjects re-screened after washout [ADSL.RESCRN=1]</w:t>
+            </w:r>
+          </w:p>
+        </w:tc>
+        <w:tc>
+          <w:p>
+            <w:pPr>
+              <w:pStyle w:val="Normal"/>
+            </w:pPr>
+            <w:r>
+              <w:t>xx (xx.x)</w:t>
+            </w:r>
+          </w:p>
+        </w:tc>
+        <w:tc>
+          <w:p>
+            <w:pPr>
+              <w:pStyle w:val="Normal"/>
+            </w:pPr>
+            <w:r>
+              <w:t>xx (xx.x)</w:t>
+            </w:r>
+          </w:p>
+        </w:tc>
+        <w:tc>
+          <w:p>
+            <w:pPr>
+              <w:pStyle w:val="Normal"/>
+            </w:pPr>
+            <w:r>
+              <w:t>xx (xx.x)</w:t>
+            </w:r>
+          </w:p>
+        </w:tc>
+        <w:tc>
+          <w:p>
+            <w:pPr>
+              <w:pStyle w:val="Normal"/>
+            </w:pPr>
+            <w:r>
+              <w:t>xx (xx.x)</w:t>
+            </w:r>
+          </w:p>
+        </w:tc>
+      </w:tr>
+      <w:tr>
+        <w:tc>
+          <w:p>
+            <w:pPr>
+              <w:pStyle w:val="Normal"/>
+            </w:pPr>
+            <w:r>
+              <w:t>Subjects re-consented [ADSL.RECONFL='Y']</w:t>
             </w:r>
           </w:p>
         </w:tc>
